--- a/companies/dev-mini/Engagements/Foley Group/Meeting Minutes 2021-11-08 - Foley Group.docx
+++ b/companies/dev-mini/Engagements/Foley Group/Meeting Minutes 2021-11-08 - Foley Group.docx
@@ -7,17 +7,20 @@
         <w:pStyle w:val="Heading1"/>
       </w:pPr>
       <w:r>
-        <w:t>Integration Steering Session Minutes</w:t>
+        <w:t>Meeting Minutes: Integration Support for Foley Group</w:t>
       </w:r>
     </w:p>
     <w:p>
       <w:r>
-        <w:t>Steering session with Foley Group covering integration progress, supplier consolidation, and the reporting calendar. Minutes prepared by Jacob Williams, who notes for the record that the meeting ran long and the coffee ran out first.</w:t>
+        <w:t>Working session on the Foley Group integration engagement. Minutes prepared by Jacob Williams, Senior Consultant, Pinebrook Advisory Group.</w:t>
       </w:r>
     </w:p>
     <w:p>
+      <w:pPr>
+        <w:pStyle w:val="Heading2"/>
+      </w:pPr>
       <w:r>
-        <w:t>Attendees:</w:t>
+        <w:t>Attendees</w:t>
       </w:r>
     </w:p>
     <w:p>
@@ -53,13 +56,29 @@
       </w:r>
     </w:p>
     <w:p>
+      <w:pPr>
+        <w:pStyle w:val="Heading2"/>
+      </w:pPr>
       <w:r>
-        <w:t>Discussion. Jenna opened with the integration plan status: the weekly operating rhythm is holding and the leadership team is attending, which is more than half the battle. Jacob walked through the supplier consolidation analysis; the two organizations buy from an overlapping set of suppliers on materially different terms, and the gap is largest in freight and packaging. Mr. Payne asked that the supplier conversations wait until the combined volumes are confirmed, so the firm negotiates once with real numbers rather than twice with estimates. Lisa reported that the chart-of-accounts mapping is through its first pass; the open item is the treatment of the acquired company's deferred revenue accounts, which the client's outside accountants are reviewing.</w:t>
+        <w:t>Discussion</w:t>
       </w:r>
     </w:p>
     <w:p>
       <w:r>
-        <w:t>Decisions. Supplier negotiations are sequenced after volume confirmation. The reporting alignment stays on its current calendar, with the deferred revenue question tracked as the single open risk.</w:t>
+        <w:t>Jenna Wiley opened with a review of the integration checklist. Most items in the current phase are closed or on schedule. Two items relating to the consolidation of back-office functions remain open, and both depend on information that has been requested but not yet received.</w:t>
+      </w:r>
+    </w:p>
+    <w:p>
+      <w:r>
+        <w:t>Douglas Payne walked the group through the staffing picture on the client side and flagged one department where the combined headcount plan has not yet settled. Lisa Hernandez reviewed her notes from the prior working sessions and confirmed that the open questions on the checklist match what was raised in the room. Jacob Williams noted that one figure in the draft consolidation summary could not be traced back to a source document and asked that it be confirmed before it appears in anything the client reads.</w:t>
+      </w:r>
+    </w:p>
+    <w:p>
+      <w:pPr>
+        <w:pStyle w:val="Heading2"/>
+      </w:pPr>
+      <w:r>
+        <w:t>Action items</w:t>
       </w:r>
     </w:p>
     <w:tbl>
@@ -69,27 +88,26 @@
         <w:tblLook w:firstColumn="1" w:firstRow="1" w:lastColumn="0" w:lastRow="0" w:noHBand="0" w:noVBand="1" w:val="04A0"/>
       </w:tblPr>
       <w:tblGrid>
-        <w:gridCol w:w="2880"/>
-        <w:gridCol w:w="2880"/>
-        <w:gridCol w:w="2880"/>
+        <w:gridCol w:w="4320"/>
+        <w:gridCol w:w="4320"/>
       </w:tblGrid>
       <w:tr>
         <w:tc>
           <w:tcPr>
-            <w:tcW w:type="dxa" w:w="2880"/>
+            <w:tcW w:type="dxa" w:w="4320"/>
           </w:tcPr>
           <w:p>
             <w:r>
               <w:rPr>
                 <w:b/>
               </w:rPr>
-              <w:t>Action</w:t>
+              <w:t>Action item</w:t>
             </w:r>
           </w:p>
         </w:tc>
         <w:tc>
           <w:tcPr>
-            <w:tcW w:type="dxa" w:w="2880"/>
+            <w:tcW w:type="dxa" w:w="4320"/>
           </w:tcPr>
           <w:p>
             <w:r>
@@ -100,16 +118,25 @@
             </w:r>
           </w:p>
         </w:tc>
+      </w:tr>
+      <w:tr>
         <w:tc>
           <w:tcPr>
-            <w:tcW w:type="dxa" w:w="2880"/>
+            <w:tcW w:type="dxa" w:w="4320"/>
           </w:tcPr>
           <w:p>
             <w:r>
-              <w:rPr>
-                <w:b/>
-              </w:rPr>
-              <w:t>Due</w:t>
+              <w:t>Provide the outstanding back-office information requested by the team</w:t>
+            </w:r>
+          </w:p>
+        </w:tc>
+        <w:tc>
+          <w:tcPr>
+            <w:tcW w:type="dxa" w:w="4320"/>
+          </w:tcPr>
+          <w:p>
+            <w:r>
+              <w:t>Douglas Payne</w:t>
             </w:r>
           </w:p>
         </w:tc>
@@ -117,17 +144,17 @@
       <w:tr>
         <w:tc>
           <w:tcPr>
-            <w:tcW w:type="dxa" w:w="2880"/>
+            <w:tcW w:type="dxa" w:w="4320"/>
           </w:tcPr>
           <w:p>
             <w:r>
-              <w:t>Confirm combined purchase volumes for top suppliers</w:t>
+              <w:t>Confirm the source for the flagged figure in the consolidation summary</w:t>
             </w:r>
           </w:p>
         </w:tc>
         <w:tc>
           <w:tcPr>
-            <w:tcW w:type="dxa" w:w="2880"/>
+            <w:tcW w:type="dxa" w:w="4320"/>
           </w:tcPr>
           <w:p>
             <w:r>
@@ -135,13 +162,25 @@
             </w:r>
           </w:p>
         </w:tc>
+      </w:tr>
+      <w:tr>
         <w:tc>
           <w:tcPr>
-            <w:tcW w:type="dxa" w:w="2880"/>
+            <w:tcW w:type="dxa" w:w="4320"/>
           </w:tcPr>
           <w:p>
             <w:r>
-              <w:t>Next steering session</w:t>
+              <w:t>Circulate the updated integration checklist before the next working session</w:t>
+            </w:r>
+          </w:p>
+        </w:tc>
+        <w:tc>
+          <w:tcPr>
+            <w:tcW w:type="dxa" w:w="4320"/>
+          </w:tcPr>
+          <w:p>
+            <w:r>
+              <w:t>Jenna Wiley</w:t>
             </w:r>
           </w:p>
         </w:tc>
@@ -149,95 +188,21 @@
       <w:tr>
         <w:tc>
           <w:tcPr>
-            <w:tcW w:type="dxa" w:w="2880"/>
+            <w:tcW w:type="dxa" w:w="4320"/>
           </w:tcPr>
           <w:p>
             <w:r>
-              <w:t>Close deferred revenue treatment with outside accountants</w:t>
+              <w:t>Distribute these minutes to all attendees</w:t>
             </w:r>
           </w:p>
         </w:tc>
         <w:tc>
           <w:tcPr>
-            <w:tcW w:type="dxa" w:w="2880"/>
-          </w:tcPr>
-          <w:p>
-            <w:r>
-              <w:t>Douglas Payne</w:t>
-            </w:r>
-          </w:p>
-        </w:tc>
-        <w:tc>
-          <w:tcPr>
-            <w:tcW w:type="dxa" w:w="2880"/>
-          </w:tcPr>
-          <w:p>
-            <w:r>
-              <w:t>Next steering session</w:t>
-            </w:r>
-          </w:p>
-        </w:tc>
-      </w:tr>
-      <w:tr>
-        <w:tc>
-          <w:tcPr>
-            <w:tcW w:type="dxa" w:w="2880"/>
-          </w:tcPr>
-          <w:p>
-            <w:r>
-              <w:t>Circulate updated integration plan with revised sequence</w:t>
-            </w:r>
-          </w:p>
-        </w:tc>
-        <w:tc>
-          <w:tcPr>
-            <w:tcW w:type="dxa" w:w="2880"/>
-          </w:tcPr>
-          <w:p>
-            <w:r>
-              <w:t>Jenna Wiley</w:t>
-            </w:r>
-          </w:p>
-        </w:tc>
-        <w:tc>
-          <w:tcPr>
-            <w:tcW w:type="dxa" w:w="2880"/>
-          </w:tcPr>
-          <w:p>
-            <w:r>
-              <w:t>End of this week</w:t>
-            </w:r>
-          </w:p>
-        </w:tc>
-      </w:tr>
-      <w:tr>
-        <w:tc>
-          <w:tcPr>
-            <w:tcW w:type="dxa" w:w="2880"/>
-          </w:tcPr>
-          <w:p>
-            <w:r>
-              <w:t>Complete second-pass chart-of-accounts mapping</w:t>
-            </w:r>
-          </w:p>
-        </w:tc>
-        <w:tc>
-          <w:tcPr>
-            <w:tcW w:type="dxa" w:w="2880"/>
+            <w:tcW w:type="dxa" w:w="4320"/>
           </w:tcPr>
           <w:p>
             <w:r>
               <w:t>Lisa Hernandez</w:t>
-            </w:r>
-          </w:p>
-        </w:tc>
-        <w:tc>
-          <w:tcPr>
-            <w:tcW w:type="dxa" w:w="2880"/>
-          </w:tcPr>
-          <w:p>
-            <w:r>
-              <w:t>Two weeks</w:t>
             </w:r>
           </w:p>
         </w:tc>
